--- a/Word documents/Eton_F_Block_Spanish_Start_Here.docx
+++ b/Word documents/Eton_F_Block_Spanish_Start_Here.docx
@@ -1063,7 +1063,7 @@
           <w:sz w:val="22"/>
           <w:szCs w:val="22"/>
         </w:rPr>
-        <w:t xml:space="preserve"> a short test you mark yourself and save as a PDF to OneNote (Class Work in Birley 12, EW in your House). </w:t>
+        <w:t xml:space="preserve"> a short test you mark yourself and save as a PDF to OneNote (Class Work in Birley Schools, EW in your House). </w:t>
       </w:r>
       <w:r>
         <w:rPr>

--- a/Word documents/Eton_F_Block_Spanish_Start_Here.docx
+++ b/Word documents/Eton_F_Block_Spanish_Start_Here.docx
@@ -411,7 +411,7 @@
           <w:sz w:val="22"/>
           <w:szCs w:val="22"/>
         </w:rPr>
-        <w:t xml:space="preserve">Open the app from the link AP gave you. Choose what to practise (see below).</w:t>
+        <w:t xml:space="preserve">Open the app from the link your teacher gave you. Choose what to practise (see below).</w:t>
       </w:r>
     </w:p>
     <w:p>
@@ -863,7 +863,7 @@
           <w:sz w:val="22"/>
           <w:szCs w:val="22"/>
         </w:rPr>
-        <w:t xml:space="preserve">AP F Verbs</w:t>
+        <w:t xml:space="preserve">Eton F Verbs</w:t>
       </w:r>
       <w:r>
         <w:rPr>
@@ -925,7 +925,7 @@
           <w:sz w:val="22"/>
           <w:szCs w:val="22"/>
         </w:rPr>
-        <w:t xml:space="preserve"> tense. Add more tenses only when AP says so.</w:t>
+        <w:t xml:space="preserve"> tense. Add more tenses only when your teacher says so.</w:t>
       </w:r>
     </w:p>
     <w:p>
@@ -1027,7 +1027,7 @@
           <w:sz w:val="22"/>
           <w:szCs w:val="22"/>
         </w:rPr>
-        <w:t xml:space="preserve">⚡ AP Speed Challenge ("Vocab fast!"):</w:t>
+        <w:t xml:space="preserve">⚡ Eton Speed Challenge ("Vocab fast!"):</w:t>
       </w:r>
       <w:r>
         <w:rPr>
@@ -1055,7 +1055,7 @@
           <w:sz w:val="22"/>
           <w:szCs w:val="22"/>
         </w:rPr>
-        <w:t xml:space="preserve">⏱ AP Spot Test: timed &amp; submitted:</w:t>
+        <w:t xml:space="preserve">⏱ Eton Spot Test: timed &amp; submitted:</w:t>
       </w:r>
       <w:r>
         <w:rPr>
@@ -1091,7 +1091,7 @@
           <w:sz w:val="28"/>
           <w:szCs w:val="28"/>
         </w:rPr>
-        <w:t xml:space="preserve">If AP sets you a drill</w:t>
+        <w:t xml:space="preserve">If your teacher sets you a drill</w:t>
       </w:r>
     </w:p>
     <w:p>
@@ -1109,7 +1109,7 @@
           <w:sz w:val="22"/>
           <w:szCs w:val="22"/>
         </w:rPr>
-        <w:t xml:space="preserve">AP can send you a </w:t>
+        <w:t xml:space="preserve">Your teacher can send you a </w:t>
       </w:r>
       <w:r>
         <w:rPr>
@@ -1191,7 +1191,7 @@
           <w:sz w:val="22"/>
           <w:szCs w:val="22"/>
         </w:rPr>
-        <w:t xml:space="preserve">straight into a drill that AP has chosen</w:t>
+        <w:t xml:space="preserve">straight into a drill that your teacher has chosen</w:t>
       </w:r>
       <w:r>
         <w:rPr>
@@ -1227,7 +1227,7 @@
           <w:sz w:val="22"/>
           <w:szCs w:val="22"/>
         </w:rPr>
-        <w:t xml:space="preserve">"Drill set by AP"</w:t>
+        <w:t xml:space="preserve">"Drill set by your teacher"</w:t>
       </w:r>
       <w:r>
         <w:rPr>
@@ -1253,7 +1253,7 @@
           <w:sz w:val="22"/>
           <w:szCs w:val="22"/>
         </w:rPr>
-        <w:t xml:space="preserve"> to choose your own topics. If the link "does not work", ask AP for it again.</w:t>
+        <w:t xml:space="preserve"> to choose your own topics. If the link "does not work", ask your teacher for it again.</w:t>
       </w:r>
     </w:p>
     <w:tbl>
@@ -1349,7 +1349,7 @@
                 <w:sz w:val="21"/>
                 <w:szCs w:val="21"/>
               </w:rPr>
-              <w:t xml:space="preserve"> are for AP. The full guide explains every button.</w:t>
+              <w:t xml:space="preserve"> are for your teacher. The full guide explains every button.</w:t>
             </w:r>
           </w:p>
         </w:tc>

--- a/Word documents/Eton_F_Block_Spanish_Start_Here.docx
+++ b/Word documents/Eton_F_Block_Spanish_Start_Here.docx
@@ -1145,7 +1145,7 @@
           <w:sz w:val="22"/>
           <w:szCs w:val="22"/>
         </w:rPr>
-        <w:t xml:space="preserve"> to type on the Eton Tests page (it starts </w:t>
+        <w:t xml:space="preserve"> to type on the AP Tests page (it starts </w:t>
       </w:r>
       <w:r>
         <w:rPr>

--- a/Word documents/Eton_F_Block_Spanish_Start_Here.docx
+++ b/Word documents/Eton_F_Block_Spanish_Start_Here.docx
@@ -938,6 +938,50 @@
         <w:spacing w:after="60" w:line="276"/>
       </w:pPr>
       <w:r>
+        <w:rPr/>
+        <w:t xml:space="preserve">Leave </w:t>
+      </w:r>
+      <w:r>
+        <w:rPr>
+          <w:b/>
+        </w:rPr>
+        <w:t>Importance</w:t>
+      </w:r>
+      <w:r>
+        <w:rPr/>
+        <w:t xml:space="preserve"> on </w:t>
+      </w:r>
+      <w:r>
+        <w:rPr>
+          <w:b/>
+        </w:rPr>
+        <w:t>All verbs</w:t>
+      </w:r>
+      <w:r>
+        <w:rPr/>
+        <w:t xml:space="preserve"> unless your teacher says otherwise. </w:t>
+      </w:r>
+      <w:r>
+        <w:rPr>
+          <w:b/>
+        </w:rPr>
+        <w:t>Essential</w:t>
+      </w:r>
+      <w:r>
+        <w:rPr/>
+        <w:t xml:space="preserve"> is the verbs to learn first.</w:t>
+      </w:r>
+    </w:p>
+    <w:p>
+      <w:pPr>
+        <w:pStyle w:val="ListParagraph"/>
+        <w:numPr>
+          <w:ilvl w:val="0"/>
+          <w:numId w:val="3"/>
+        </w:numPr>
+        <w:spacing w:after="60" w:line="276"/>
+      </w:pPr>
+      <w:r>
         <w:rPr>
           <w:rFonts w:ascii="Arial" w:cs="Arial" w:eastAsia="Arial" w:hAnsi="Arial"/>
           <w:sz w:val="22"/>

--- a/Word documents/Eton_F_Block_Spanish_Start_Here.docx
+++ b/Word documents/Eton_F_Block_Spanish_Start_Here.docx
@@ -711,6 +711,12 @@
         </w:rPr>
         <w:t xml:space="preserve"> to go Spanish to English.</w:t>
       </w:r>
+      <w:r>
+        <w:rPr>
+          <w:b w:val="0"/>
+        </w:rPr>
+        <w:t xml:space="preserve"> When you are ready for a stretch, try Mix both ways (50–50 or 70–30) to get some cards each way.</w:t>
+      </w:r>
     </w:p>
     <w:p>
       <w:pPr>

--- a/Word documents/Eton_F_Block_Spanish_Start_Here.docx
+++ b/Word documents/Eton_F_Block_Spanish_Start_Here.docx
@@ -1123,7 +1123,7 @@
           <w:sz w:val="22"/>
           <w:szCs w:val="22"/>
         </w:rPr>
-        <w:t xml:space="preserve">Do not leave the page in a test: a loud siren sounds.</w:t>
+        <w:t xml:space="preserve">Do not leave the page in a test: an error buzz sounds.</w:t>
       </w:r>
     </w:p>
     <w:p>
